--- a/src/infrastructure/pdf/modelo_de_nota.docx
+++ b/src/infrastructure/pdf/modelo_de_nota.docx
@@ -24,40 +24,6 @@
         <w:jc w:val="right"/>
         <w:rPr>
           <w:rFonts w:ascii="Calibri" w:cs="Calibri" w:eastAsia="Calibri" w:hAnsi="Calibri"/>
-          <w:b w:val="1"/>
-          <w:bCs w:val="1"/>
-          <w:sz w:val="22"/>
-          <w:szCs w:val="22"/>
-        </w:rPr>
-      </w:pPr>
-      <w:r>
-        <w:rPr>
-          <w:rtl w:val="0"/>
-        </w:rPr>
-      </w:r>
-    </w:p>
-    <w:p>
-      <w:pPr>
-        <w:jc w:val="right"/>
-        <w:rPr>
-          <w:rFonts w:ascii="Calibri" w:cs="Calibri" w:eastAsia="Calibri" w:hAnsi="Calibri"/>
-          <w:b w:val="1"/>
-          <w:bCs w:val="1"/>
-          <w:sz w:val="22"/>
-          <w:szCs w:val="22"/>
-        </w:rPr>
-      </w:pPr>
-      <w:r>
-        <w:rPr>
-          <w:rtl w:val="0"/>
-        </w:rPr>
-      </w:r>
-    </w:p>
-    <w:p>
-      <w:pPr>
-        <w:jc w:val="right"/>
-        <w:rPr>
-          <w:rFonts w:ascii="Calibri" w:cs="Calibri" w:eastAsia="Calibri" w:hAnsi="Calibri"/>
           <w:b w:val="0"/>
           <w:bCs w:val="0"/>
           <w:color w:val="000000"/>
@@ -253,24 +219,83 @@
         <w:jc w:val="center"/>
         <w:rPr>
           <w:rFonts w:ascii="Calibri" w:cs="Calibri" w:eastAsia="Calibri" w:hAnsi="Calibri"/>
+          <w:sz w:val="22"/>
+          <w:szCs w:val="22"/>
+          <w:u w:val="single"/>
+        </w:rPr>
+      </w:pPr>
+      <w:r>
+        <w:rPr>
+          <w:rtl w:val="0"/>
+        </w:rPr>
+      </w:r>
+    </w:p>
+    <w:p>
+      <w:pPr>
+        <w:jc w:val="center"/>
+        <w:rPr>
+          <w:rFonts w:ascii="Calibri" w:cs="Calibri" w:eastAsia="Calibri" w:hAnsi="Calibri"/>
+          <w:sz w:val="22"/>
+          <w:szCs w:val="22"/>
+          <w:u w:val="single"/>
+        </w:rPr>
+      </w:pPr>
+      <w:r>
+        <w:rPr>
+          <w:rtl w:val="0"/>
+        </w:rPr>
+      </w:r>
+    </w:p>
+    <w:p>
+      <w:pPr>
+        <w:ind w:firstLine="1276"/>
+        <w:jc w:val="right"/>
+        <w:rPr>
+          <w:rFonts w:ascii="Calibri" w:cs="Calibri" w:eastAsia="Calibri" w:hAnsi="Calibri"/>
           <w:b w:val="0"/>
           <w:bCs w:val="0"/>
           <w:color w:val="000000"/>
           <w:sz w:val="22"/>
           <w:szCs w:val="22"/>
+          <w:vertAlign w:val="baseline"/>
+        </w:rPr>
+      </w:pPr>
+      <w:r>
+        <w:rPr>
+          <w:rFonts w:ascii="Calibri" w:cs="Calibri" w:eastAsia="Calibri" w:hAnsi="Calibri"/>
+          <w:b w:val="1"/>
+          <w:bCs w:val="1"/>
+          <w:color w:val="000000"/>
+          <w:sz w:val="22"/>
+          <w:szCs w:val="22"/>
           <w:u w:val="single"/>
           <w:vertAlign w:val="baseline"/>
-        </w:rPr>
-      </w:pPr>
-      <w:r>
-        <w:rPr>
-          <w:rtl w:val="0"/>
-        </w:rPr>
-      </w:r>
-    </w:p>
-    <w:p>
-      <w:pPr>
-        <w:jc w:val="center"/>
+          <w:rtl w:val="0"/>
+        </w:rPr>
+        <w:t xml:space="preserve">Asunto</w:t>
+      </w:r>
+      <w:r>
+        <w:rPr>
+          <w:rFonts w:ascii="Calibri" w:cs="Calibri" w:eastAsia="Calibri" w:hAnsi="Calibri"/>
+          <w:b w:val="1"/>
+          <w:bCs w:val="1"/>
+          <w:color w:val="000000"/>
+          <w:sz w:val="22"/>
+          <w:szCs w:val="22"/>
+          <w:vertAlign w:val="baseline"/>
+          <w:rtl w:val="0"/>
+        </w:rPr>
+        <w:t xml:space="preserve">: Alta de Usuarios SiGeDoc</w:t>
+      </w:r>
+      <w:r>
+        <w:rPr>
+          <w:rtl w:val="0"/>
+        </w:rPr>
+      </w:r>
+    </w:p>
+    <w:p>
+      <w:pPr>
+        <w:jc w:val="both"/>
         <w:rPr>
           <w:rFonts w:ascii="Calibri" w:cs="Calibri" w:eastAsia="Calibri" w:hAnsi="Calibri"/>
           <w:b w:val="0"/>
@@ -278,73 +303,6 @@
           <w:color w:val="000000"/>
           <w:sz w:val="22"/>
           <w:szCs w:val="22"/>
-          <w:u w:val="single"/>
-          <w:vertAlign w:val="baseline"/>
-        </w:rPr>
-      </w:pPr>
-      <w:r>
-        <w:rPr>
-          <w:rtl w:val="0"/>
-        </w:rPr>
-      </w:r>
-    </w:p>
-    <w:p>
-      <w:pPr>
-        <w:ind w:firstLine="1276"/>
-        <w:jc w:val="right"/>
-        <w:rPr>
-          <w:rFonts w:ascii="Calibri" w:cs="Calibri" w:eastAsia="Calibri" w:hAnsi="Calibri"/>
-          <w:b w:val="0"/>
-          <w:bCs w:val="0"/>
-          <w:color w:val="000000"/>
-          <w:sz w:val="22"/>
-          <w:szCs w:val="22"/>
-          <w:vertAlign w:val="baseline"/>
-        </w:rPr>
-      </w:pPr>
-      <w:r>
-        <w:rPr>
-          <w:rFonts w:ascii="Calibri" w:cs="Calibri" w:eastAsia="Calibri" w:hAnsi="Calibri"/>
-          <w:b w:val="1"/>
-          <w:bCs w:val="1"/>
-          <w:color w:val="000000"/>
-          <w:sz w:val="22"/>
-          <w:szCs w:val="22"/>
-          <w:u w:val="single"/>
-          <w:vertAlign w:val="baseline"/>
-          <w:rtl w:val="0"/>
-        </w:rPr>
-        <w:t xml:space="preserve">Asunto</w:t>
-      </w:r>
-      <w:r>
-        <w:rPr>
-          <w:rFonts w:ascii="Calibri" w:cs="Calibri" w:eastAsia="Calibri" w:hAnsi="Calibri"/>
-          <w:b w:val="1"/>
-          <w:bCs w:val="1"/>
-          <w:color w:val="000000"/>
-          <w:sz w:val="22"/>
-          <w:szCs w:val="22"/>
-          <w:vertAlign w:val="baseline"/>
-          <w:rtl w:val="0"/>
-        </w:rPr>
-        <w:t xml:space="preserve">: Alta de Usuarios SiGeDoc</w:t>
-      </w:r>
-      <w:r>
-        <w:rPr>
-          <w:rtl w:val="0"/>
-        </w:rPr>
-      </w:r>
-    </w:p>
-    <w:p>
-      <w:pPr>
-        <w:jc w:val="both"/>
-        <w:rPr>
-          <w:rFonts w:ascii="Calibri" w:cs="Calibri" w:eastAsia="Calibri" w:hAnsi="Calibri"/>
-          <w:b w:val="0"/>
-          <w:bCs w:val="0"/>
-          <w:color w:val="000000"/>
-          <w:sz w:val="22"/>
-          <w:szCs w:val="22"/>
           <w:vertAlign w:val="baseline"/>
         </w:rPr>
       </w:pPr>
@@ -396,35 +354,6 @@
       <w:pPr>
         <w:spacing w:line="276" w:lineRule="auto"/>
         <w:ind w:firstLine="1843"/>
-        <w:jc w:val="both"/>
-        <w:rPr>
-          <w:rFonts w:ascii="Calibri" w:cs="Calibri" w:eastAsia="Calibri" w:hAnsi="Calibri"/>
-          <w:color w:val="ff0000"/>
-          <w:sz w:val="22"/>
-          <w:szCs w:val="22"/>
-          <w:vertAlign w:val="baseline"/>
-        </w:rPr>
-      </w:pPr>
-      <w:r>
-        <w:rPr>
-          <w:rFonts w:ascii="Calibri" w:cs="Calibri" w:eastAsia="Calibri" w:hAnsi="Calibri"/>
-          <w:sz w:val="22"/>
-          <w:szCs w:val="22"/>
-          <w:vertAlign w:val="baseline"/>
-          <w:rtl w:val="0"/>
-        </w:rPr>
-        <w:t xml:space="preserve">Los datos del agente que desempeña tareas en la oficina a mi cargo se consignan a continuación:</w:t>
-      </w:r>
-      <w:r>
-        <w:rPr>
-          <w:rtl w:val="0"/>
-        </w:rPr>
-      </w:r>
-    </w:p>
-    <w:p>
-      <w:pPr>
-        <w:spacing w:line="276" w:lineRule="auto"/>
-        <w:ind w:left="0" w:firstLine="0"/>
         <w:jc w:val="both"/>
         <w:rPr>
           <w:rFonts w:ascii="Calibri" w:cs="Calibri" w:eastAsia="Calibri" w:hAnsi="Calibri"/>
@@ -437,6 +366,16 @@
       </w:pPr>
       <w:r>
         <w:rPr>
+          <w:rFonts w:ascii="Calibri" w:cs="Calibri" w:eastAsia="Calibri" w:hAnsi="Calibri"/>
+          <w:sz w:val="22"/>
+          <w:szCs w:val="22"/>
+          <w:vertAlign w:val="baseline"/>
+          <w:rtl w:val="0"/>
+        </w:rPr>
+        <w:t xml:space="preserve">Los datos del agente que desempeña tareas en la oficina a mi cargo se consignan a continuación:</w:t>
+      </w:r>
+      <w:r>
+        <w:rPr>
           <w:rtl w:val="0"/>
         </w:rPr>
       </w:r>
@@ -461,9 +400,9 @@
     <w:tbl>
       <w:tblPr>
         <w:tblStyle w:val="Table1"/>
-        <w:tblW w:w="10185.0" w:type="dxa"/>
+        <w:tblW w:w="10260.0" w:type="dxa"/>
         <w:jc w:val="left"/>
-        <w:tblInd w:w="-438.0" w:type="dxa"/>
+        <w:tblInd w:w="-603.0" w:type="dxa"/>
         <w:tblBorders>
           <w:top w:color="000000" w:space="0" w:sz="4" w:val="single"/>
           <w:left w:color="000000" w:space="0" w:sz="4" w:val="single"/>
@@ -476,22 +415,22 @@
         <w:tblLook w:val="0000"/>
       </w:tblPr>
       <w:tblGrid>
-        <w:gridCol w:w="1740"/>
-        <w:gridCol w:w="1560"/>
-        <w:gridCol w:w="930"/>
-        <w:gridCol w:w="1395"/>
-        <w:gridCol w:w="1245"/>
-        <w:gridCol w:w="1395"/>
-        <w:gridCol w:w="1920"/>
+        <w:gridCol w:w="1845"/>
+        <w:gridCol w:w="1290"/>
+        <w:gridCol w:w="1095"/>
+        <w:gridCol w:w="1275"/>
+        <w:gridCol w:w="1350"/>
+        <w:gridCol w:w="1425"/>
+        <w:gridCol w:w="1980"/>
         <w:tblGridChange w:id="0">
           <w:tblGrid>
-            <w:gridCol w:w="1740"/>
-            <w:gridCol w:w="1560"/>
-            <w:gridCol w:w="930"/>
-            <w:gridCol w:w="1395"/>
-            <w:gridCol w:w="1245"/>
-            <w:gridCol w:w="1395"/>
-            <w:gridCol w:w="1920"/>
+            <w:gridCol w:w="1845"/>
+            <w:gridCol w:w="1290"/>
+            <w:gridCol w:w="1095"/>
+            <w:gridCol w:w="1275"/>
+            <w:gridCol w:w="1350"/>
+            <w:gridCol w:w="1425"/>
+            <w:gridCol w:w="1980"/>
           </w:tblGrid>
         </w:tblGridChange>
       </w:tblGrid>
@@ -758,163 +697,7 @@
                 <w:szCs w:val="22"/>
                 <w:rtl w:val="0"/>
               </w:rPr>
-              <w:t xml:space="preserve">{#detalles}</w:t>
-            </w:r>
-          </w:p>
-        </w:tc>
-        <w:tc>
-          <w:tcPr>
-            <w:vAlign w:val="top"/>
-          </w:tcPr>
-          <w:p>
-            <w:pPr>
-              <w:spacing w:line="276" w:lineRule="auto"/>
-              <w:jc w:val="both"/>
-              <w:rPr>
-                <w:rFonts w:ascii="Calibri" w:cs="Calibri" w:eastAsia="Calibri" w:hAnsi="Calibri"/>
-                <w:sz w:val="22"/>
-                <w:szCs w:val="22"/>
-              </w:rPr>
-            </w:pPr>
-            <w:r>
-              <w:rPr>
-                <w:rtl w:val="0"/>
-              </w:rPr>
-            </w:r>
-          </w:p>
-        </w:tc>
-        <w:tc>
-          <w:tcPr>
-            <w:vAlign w:val="top"/>
-          </w:tcPr>
-          <w:p>
-            <w:pPr>
-              <w:spacing w:line="276" w:lineRule="auto"/>
-              <w:jc w:val="both"/>
-              <w:rPr>
-                <w:rFonts w:ascii="Calibri" w:cs="Calibri" w:eastAsia="Calibri" w:hAnsi="Calibri"/>
-                <w:sz w:val="22"/>
-                <w:szCs w:val="22"/>
-              </w:rPr>
-            </w:pPr>
-            <w:r>
-              <w:rPr>
-                <w:rtl w:val="0"/>
-              </w:rPr>
-            </w:r>
-          </w:p>
-        </w:tc>
-        <w:tc>
-          <w:tcPr>
-            <w:vAlign w:val="top"/>
-          </w:tcPr>
-          <w:p>
-            <w:pPr>
-              <w:spacing w:line="276" w:lineRule="auto"/>
-              <w:rPr>
-                <w:rFonts w:ascii="Calibri" w:cs="Calibri" w:eastAsia="Calibri" w:hAnsi="Calibri"/>
-                <w:sz w:val="22"/>
-                <w:szCs w:val="22"/>
-              </w:rPr>
-            </w:pPr>
-            <w:r>
-              <w:rPr>
-                <w:rtl w:val="0"/>
-              </w:rPr>
-            </w:r>
-          </w:p>
-        </w:tc>
-        <w:tc>
-          <w:tcPr>
-            <w:vAlign w:val="top"/>
-          </w:tcPr>
-          <w:p>
-            <w:pPr>
-              <w:spacing w:line="276" w:lineRule="auto"/>
-              <w:jc w:val="both"/>
-              <w:rPr>
-                <w:rFonts w:ascii="Calibri" w:cs="Calibri" w:eastAsia="Calibri" w:hAnsi="Calibri"/>
-                <w:sz w:val="22"/>
-                <w:szCs w:val="22"/>
-              </w:rPr>
-            </w:pPr>
-            <w:r>
-              <w:rPr>
-                <w:rtl w:val="0"/>
-              </w:rPr>
-            </w:r>
-          </w:p>
-        </w:tc>
-        <w:tc>
-          <w:tcPr>
-            <w:vAlign w:val="top"/>
-          </w:tcPr>
-          <w:p>
-            <w:pPr>
-              <w:spacing w:line="276" w:lineRule="auto"/>
-              <w:jc w:val="both"/>
-              <w:rPr>
-                <w:rFonts w:ascii="Calibri" w:cs="Calibri" w:eastAsia="Calibri" w:hAnsi="Calibri"/>
-                <w:sz w:val="22"/>
-                <w:szCs w:val="22"/>
-              </w:rPr>
-            </w:pPr>
-            <w:r>
-              <w:rPr>
-                <w:rtl w:val="0"/>
-              </w:rPr>
-            </w:r>
-          </w:p>
-        </w:tc>
-        <w:tc>
-          <w:tcPr>
-            <w:vAlign w:val="top"/>
-          </w:tcPr>
-          <w:p>
-            <w:pPr>
-              <w:spacing w:line="276" w:lineRule="auto"/>
-              <w:jc w:val="both"/>
-              <w:rPr>
-                <w:rFonts w:ascii="Calibri" w:cs="Calibri" w:eastAsia="Calibri" w:hAnsi="Calibri"/>
-                <w:sz w:val="22"/>
-                <w:szCs w:val="22"/>
-              </w:rPr>
-            </w:pPr>
-            <w:r>
-              <w:rPr>
-                <w:rtl w:val="0"/>
-              </w:rPr>
-            </w:r>
-          </w:p>
-        </w:tc>
-      </w:tr>
-      <w:tr>
-        <w:trPr>
-          <w:cantSplit w:val="0"/>
-          <w:tblHeader w:val="0"/>
-        </w:trPr>
-        <w:tc>
-          <w:tcPr>
-            <w:vAlign w:val="top"/>
-          </w:tcPr>
-          <w:p>
-            <w:pPr>
-              <w:spacing w:line="276" w:lineRule="auto"/>
-              <w:jc w:val="both"/>
-              <w:rPr>
-                <w:rFonts w:ascii="Calibri" w:cs="Calibri" w:eastAsia="Calibri" w:hAnsi="Calibri"/>
-                <w:sz w:val="22"/>
-                <w:szCs w:val="22"/>
-              </w:rPr>
-            </w:pPr>
-            <w:r>
-              <w:rPr>
-                <w:rFonts w:ascii="Calibri" w:cs="Calibri" w:eastAsia="Calibri" w:hAnsi="Calibri"/>
-                <w:sz w:val="22"/>
-                <w:szCs w:val="22"/>
-                <w:rtl w:val="0"/>
-              </w:rPr>
-              <w:t xml:space="preserve">{apellido} </w:t>
+              <w:t xml:space="preserve">{#detalles}{apellido} </w:t>
             </w:r>
           </w:p>
         </w:tc>

--- a/src/infrastructure/pdf/modelo_de_nota.docx
+++ b/src/infrastructure/pdf/modelo_de_nota.docx
@@ -903,7 +903,7 @@
           <w:szCs w:val="22"/>
           <w:rtl w:val="0"/>
         </w:rPr>
-        <w:t xml:space="preserve">Se solicita la creación de usuarios nominales para el agente detallado, a fin de regularizar el acceso al sistema en el área de Administración. Lo que resulta indispensable generar estas altas para garantizar la correcta trazabilidad y seguridad en el manejo de los expedientes. </w:t>
+        <w:t xml:space="preserve">Se solicita la creación de usuarios nominales para el agente detallado, a fin de regularizar el acceso al sistema en el área de {nombre_oficina} . Lo que resulta indispensable generar estas altas para garantizar la correcta trazabilidad y seguridad en el manejo de los expedientes. </w:t>
       </w:r>
     </w:p>
     <w:p>
